--- a/Resume2025.docx
+++ b/Resume2025.docx
@@ -144,7 +144,25 @@
           <w:sz w:val="17"/>
           <w:szCs w:val="17"/>
         </w:rPr>
-        <w:t xml:space="preserve">  savagenico@yahoo.com         </w:t>
+        <w:t xml:space="preserve">  </w:t>
+      </w:r>
+      <w:r>
+        <w:rPr>
+          <w:rFonts w:ascii="Raleway" w:eastAsia="Raleway" w:hAnsi="Raleway" w:cs="Raleway"/>
+          <w:color w:val="000000"/>
+          <w:sz w:val="17"/>
+          <w:szCs w:val="17"/>
+        </w:rPr>
+        <w:t>nicoleisav95@gmail.com</w:t>
+      </w:r>
+      <w:r>
+        <w:rPr>
+          <w:rFonts w:ascii="Raleway" w:eastAsia="Raleway" w:hAnsi="Raleway" w:cs="Raleway"/>
+          <w:color w:val="000000"/>
+          <w:sz w:val="17"/>
+          <w:szCs w:val="17"/>
+        </w:rPr>
+        <w:t xml:space="preserve">         </w:t>
       </w:r>
       <w:r>
         <w:rPr>

--- a/Resume2025.docx
+++ b/Resume2025.docx
@@ -360,7 +360,8 @@
           <w:ilvl w:val="0"/>
           <w:numId w:val="11"/>
         </w:numPr>
-        <w:spacing w:after="0" w:line="300" w:lineRule="auto"/>
+        <w:spacing w:after="0" w:line="360" w:lineRule="auto"/>
+        <w:ind w:left="188" w:hanging="202"/>
         <w:rPr>
           <w:rFonts w:ascii="Raleway" w:eastAsia="Raleway" w:hAnsi="Raleway" w:cs="Raleway"/>
           <w:color w:val="000000"/>
@@ -402,7 +403,8 @@
           <w:ilvl w:val="0"/>
           <w:numId w:val="11"/>
         </w:numPr>
-        <w:spacing w:after="0" w:line="300" w:lineRule="auto"/>
+        <w:spacing w:after="0" w:line="360" w:lineRule="auto"/>
+        <w:ind w:left="188" w:hanging="202"/>
         <w:rPr>
           <w:rFonts w:ascii="Raleway" w:eastAsia="Raleway" w:hAnsi="Raleway" w:cs="Raleway"/>
           <w:color w:val="000000"/>
@@ -426,7 +428,8 @@
           <w:ilvl w:val="0"/>
           <w:numId w:val="11"/>
         </w:numPr>
-        <w:spacing w:after="0" w:line="300" w:lineRule="auto"/>
+        <w:spacing w:after="0" w:line="360" w:lineRule="auto"/>
+        <w:ind w:left="188" w:hanging="202"/>
         <w:rPr>
           <w:rFonts w:ascii="Raleway" w:eastAsia="Raleway" w:hAnsi="Raleway" w:cs="Raleway"/>
           <w:color w:val="000000"/>
@@ -587,6 +590,37 @@
         <w:spacing w:after="0" w:line="300" w:lineRule="auto"/>
         <w:rPr>
           <w:rFonts w:ascii="Raleway" w:eastAsia="Raleway" w:hAnsi="Raleway" w:cs="Raleway"/>
+          <w:color w:val="000000"/>
+          <w:sz w:val="17"/>
+          <w:szCs w:val="17"/>
+        </w:rPr>
+      </w:pPr>
+      <w:r>
+        <w:rPr>
+          <w:rFonts w:ascii="Raleway" w:eastAsia="Raleway" w:hAnsi="Raleway" w:cs="Raleway"/>
+          <w:color w:val="000000"/>
+          <w:sz w:val="17"/>
+          <w:szCs w:val="17"/>
+        </w:rPr>
+        <w:t>GPA: 4.0</w:t>
+      </w:r>
+    </w:p>
+    <w:p>
+      <w:pPr>
+        <w:spacing w:after="0" w:line="300" w:lineRule="auto"/>
+        <w:rPr>
+          <w:rFonts w:ascii="Raleway" w:eastAsia="Raleway" w:hAnsi="Raleway" w:cs="Raleway"/>
+          <w:color w:val="000000"/>
+          <w:sz w:val="17"/>
+          <w:szCs w:val="17"/>
+        </w:rPr>
+      </w:pPr>
+    </w:p>
+    <w:p>
+      <w:pPr>
+        <w:spacing w:after="0" w:line="300" w:lineRule="auto"/>
+        <w:rPr>
+          <w:rFonts w:ascii="Raleway" w:eastAsia="Raleway" w:hAnsi="Raleway" w:cs="Raleway"/>
           <w:i/>
           <w:iCs/>
           <w:color w:val="000000"/>
@@ -726,10 +760,16 @@
     <w:p>
       <w:pPr>
         <w:spacing w:after="0" w:line="300" w:lineRule="auto"/>
+        <w:rPr>
+          <w:b/>
+          <w:bCs/>
+        </w:rPr>
       </w:pPr>
       <w:r>
         <w:rPr>
           <w:rFonts w:ascii="Raleway" w:eastAsia="Raleway" w:hAnsi="Raleway" w:cs="Raleway"/>
+          <w:b/>
+          <w:bCs/>
           <w:i/>
           <w:iCs/>
           <w:color w:val="000000"/>
@@ -770,10 +810,16 @@
     <w:p>
       <w:pPr>
         <w:spacing w:after="0" w:line="300" w:lineRule="auto"/>
+        <w:rPr>
+          <w:b/>
+          <w:bCs/>
+        </w:rPr>
       </w:pPr>
       <w:r>
         <w:rPr>
           <w:rFonts w:ascii="Raleway" w:eastAsia="Raleway" w:hAnsi="Raleway" w:cs="Raleway"/>
+          <w:b/>
+          <w:bCs/>
           <w:i/>
           <w:iCs/>
           <w:color w:val="000000"/>
@@ -814,10 +860,16 @@
     <w:p>
       <w:pPr>
         <w:spacing w:after="0" w:line="300" w:lineRule="auto"/>
+        <w:rPr>
+          <w:b/>
+          <w:bCs/>
+        </w:rPr>
       </w:pPr>
       <w:r>
         <w:rPr>
           <w:rFonts w:ascii="Raleway" w:eastAsia="Raleway" w:hAnsi="Raleway" w:cs="Raleway"/>
+          <w:b/>
+          <w:bCs/>
           <w:i/>
           <w:iCs/>
           <w:color w:val="000000"/>
@@ -1291,6 +1343,7 @@
           <w:sz w:val="17"/>
           <w:szCs w:val="17"/>
         </w:rPr>
+        <w:lastRenderedPageBreak/>
         <w:t xml:space="preserve">Creating and maintaining a </w:t>
       </w:r>
       <w:r>
@@ -14739,6 +14792,18 @@
     <w:uiPriority w:val="99"/>
     <w:rsid w:val="00BB6FC4"/>
   </w:style>
+  <w:style w:type="paragraph" w:styleId="ListParagraph">
+    <w:name w:val="List Paragraph"/>
+    <w:basedOn w:val="Normal"/>
+    <w:uiPriority w:val="99"/>
+    <w:semiHidden/>
+    <w:unhideWhenUsed/>
+    <w:rsid w:val="00147C1A"/>
+    <w:pPr>
+      <w:ind w:left="720"/>
+      <w:contextualSpacing/>
+    </w:pPr>
+  </w:style>
 </w:styles>
 </file>
 

--- a/Resume2025.docx
+++ b/Resume2025.docx
@@ -270,15 +270,35 @@
         </w:rPr>
         <w:t xml:space="preserve">  </w:t>
       </w:r>
-      <w:r>
-        <w:rPr>
-          <w:rFonts w:ascii="Raleway" w:eastAsia="Raleway" w:hAnsi="Raleway" w:cs="Raleway"/>
-          <w:color w:val="000000"/>
-          <w:sz w:val="17"/>
-          <w:szCs w:val="17"/>
-        </w:rPr>
-        <w:t>nsavage13.github.io</w:t>
-      </w:r>
+      <w:hyperlink r:id="rId12" w:history="1">
+        <w:r>
+          <w:rPr>
+            <w:rStyle w:val="Hyperlink"/>
+            <w:rFonts w:ascii="Raleway" w:eastAsia="Raleway" w:hAnsi="Raleway" w:cs="Raleway"/>
+            <w:sz w:val="17"/>
+            <w:szCs w:val="17"/>
+          </w:rPr>
+          <w:t>http://www.nsava</w:t>
+        </w:r>
+        <w:r>
+          <w:rPr>
+            <w:rStyle w:val="Hyperlink"/>
+            <w:rFonts w:ascii="Raleway" w:eastAsia="Raleway" w:hAnsi="Raleway" w:cs="Raleway"/>
+            <w:sz w:val="17"/>
+            <w:szCs w:val="17"/>
+          </w:rPr>
+          <w:t>g</w:t>
+        </w:r>
+        <w:r>
+          <w:rPr>
+            <w:rStyle w:val="Hyperlink"/>
+            <w:rFonts w:ascii="Raleway" w:eastAsia="Raleway" w:hAnsi="Raleway" w:cs="Raleway"/>
+            <w:sz w:val="17"/>
+            <w:szCs w:val="17"/>
+          </w:rPr>
+          <w:t>e13.github.io/</w:t>
+        </w:r>
+      </w:hyperlink>
     </w:p>
     <w:p>
       <w:pPr>
@@ -610,17 +630,6 @@
         <w:spacing w:after="0" w:line="300" w:lineRule="auto"/>
         <w:rPr>
           <w:rFonts w:ascii="Raleway" w:eastAsia="Raleway" w:hAnsi="Raleway" w:cs="Raleway"/>
-          <w:color w:val="000000"/>
-          <w:sz w:val="17"/>
-          <w:szCs w:val="17"/>
-        </w:rPr>
-      </w:pPr>
-    </w:p>
-    <w:p>
-      <w:pPr>
-        <w:spacing w:after="0" w:line="300" w:lineRule="auto"/>
-        <w:rPr>
-          <w:rFonts w:ascii="Raleway" w:eastAsia="Raleway" w:hAnsi="Raleway" w:cs="Raleway"/>
           <w:i/>
           <w:iCs/>
           <w:color w:val="000000"/>
@@ -747,6 +756,15 @@
       <w:pPr>
         <w:spacing w:after="0" w:line="300" w:lineRule="auto"/>
       </w:pPr>
+      <w:r>
+        <w:rPr>
+          <w:rFonts w:ascii="Raleway" w:eastAsia="Raleway" w:hAnsi="Raleway" w:cs="Raleway"/>
+          <w:color w:val="000000"/>
+          <w:sz w:val="17"/>
+          <w:szCs w:val="17"/>
+        </w:rPr>
+        <w:t>(Attended 2022–2024, transferred due to school closure)</w:t>
+      </w:r>
       <w:r>
         <w:rPr>
           <w:rFonts w:ascii="Raleway" w:eastAsia="Raleway" w:hAnsi="Raleway" w:cs="Raleway"/>
@@ -1343,7 +1361,6 @@
           <w:sz w:val="17"/>
           <w:szCs w:val="17"/>
         </w:rPr>
-        <w:lastRenderedPageBreak/>
         <w:t xml:space="preserve">Creating and maintaining a </w:t>
       </w:r>
       <w:r>
@@ -1367,11 +1384,8 @@
     </w:p>
     <w:p>
       <w:pPr>
-        <w:numPr>
-          <w:ilvl w:val="0"/>
-          <w:numId w:val="13"/>
-        </w:numPr>
         <w:spacing w:after="0" w:line="300" w:lineRule="auto"/>
+        <w:ind w:left="190"/>
         <w:rPr>
           <w:rFonts w:ascii="Raleway" w:eastAsia="Raleway" w:hAnsi="Raleway" w:cs="Raleway"/>
           <w:color w:val="000000"/>
@@ -1379,23 +1393,11 @@
           <w:szCs w:val="18"/>
         </w:rPr>
       </w:pPr>
-      <w:r>
-        <w:rPr>
-          <w:rFonts w:ascii="Raleway" w:eastAsia="Raleway" w:hAnsi="Raleway" w:cs="Raleway"/>
-          <w:color w:val="000000"/>
-          <w:sz w:val="17"/>
-          <w:szCs w:val="17"/>
-        </w:rPr>
-        <w:t>Keeping a positive attitude in and outside the gym</w:t>
-      </w:r>
     </w:p>
     <w:sectPr>
-      <w:headerReference w:type="even" r:id="rId12"/>
-      <w:headerReference w:type="default" r:id="rId13"/>
-      <w:footerReference w:type="even" r:id="rId14"/>
-      <w:footerReference w:type="default" r:id="rId15"/>
-      <w:headerReference w:type="first" r:id="rId16"/>
-      <w:footerReference w:type="first" r:id="rId17"/>
+      <w:headerReference w:type="even" r:id="rId13"/>
+      <w:headerReference w:type="default" r:id="rId14"/>
+      <w:headerReference w:type="first" r:id="rId15"/>
       <w:pgSz w:w="12240" w:h="15840" w:code="1"/>
       <w:pgMar w:top="750" w:right="750" w:bottom="750" w:left="750" w:header="0" w:footer="0" w:gutter="0"/>
       <w:cols w:space="708"/>
@@ -1428,36 +1430,6 @@
     </w:p>
   </w:endnote>
 </w:endnotes>
-</file>
-
-<file path=word/footer1.xml><?xml version="1.0" encoding="utf-8"?>
-<w:ftr xmlns:wpc="http://schemas.microsoft.com/office/word/2010/wordprocessingCanvas" xmlns:cx="http://schemas.microsoft.com/office/drawing/2014/chartex" xmlns:cx1="http://schemas.microsoft.com/office/drawing/2015/9/8/chartex" xmlns:cx2="http://schemas.microsoft.com/office/drawing/2015/10/21/chartex" xmlns:cx3="http://schemas.microsoft.com/office/drawing/2016/5/9/chartex" xmlns:cx4="http://schemas.microsoft.com/office/drawing/2016/5/10/chartex" xmlns:cx5="http://schemas.microsoft.com/office/drawing/2016/5/11/chartex" xmlns:cx6="http://schemas.microsoft.com/office/drawing/2016/5/12/chartex" xmlns:cx7="http://schemas.microsoft.com/office/drawing/2016/5/13/chartex" xmlns:cx8="http://schemas.microsoft.com/office/drawing/2016/5/14/chartex" xmlns:mc="http://schemas.openxmlformats.org/markup-compatibility/2006" xmlns:aink="http://schemas.microsoft.com/office/drawing/2016/ink" xmlns:am3d="http://schemas.microsoft.com/office/drawing/2017/model3d" xmlns:o="urn:schemas-microsoft-com:office:office" xmlns:oel="http://schemas.microsoft.com/office/2019/extlst" xmlns:r="http://schemas.openxmlformats.org/officeDocument/2006/relationships" xmlns:m="http://schemas.openxmlformats.org/officeDocument/2006/math" xmlns:v="urn:schemas-microsoft-com:vml" xmlns:wp14="http://schemas.microsoft.com/office/word/2010/wordprocessingDrawing" xmlns:wp="http://schemas.openxmlformats.org/drawingml/2006/wordprocessingDrawing" xmlns:w10="urn:schemas-microsoft-com:office:word" xmlns:w="http://schemas.openxmlformats.org/wordprocessingml/2006/main" xmlns:w14="http://schemas.microsoft.com/office/word/2010/wordml" xmlns:w15="http://schemas.microsoft.com/office/word/2012/wordml" xmlns:w16cex="http://schemas.microsoft.com/office/word/2018/wordml/cex" xmlns:w16cid="http://schemas.microsoft.com/office/word/2016/wordml/cid" xmlns:w16="http://schemas.microsoft.com/office/word/2018/wordml" xmlns:w16du="http://schemas.microsoft.com/office/word/2023/wordml/word16du" xmlns:w16sdtdh="http://schemas.microsoft.com/office/word/2020/wordml/sdtdatahash" xmlns:w16sdtfl="http://schemas.microsoft.com/office/word/2024/wordml/sdtformatlock" xmlns:w16se="http://schemas.microsoft.com/office/word/2015/wordml/symex" xmlns:wpg="http://schemas.microsoft.com/office/word/2010/wordprocessingGroup" xmlns:wpi="http://schemas.microsoft.com/office/word/2010/wordprocessingInk" xmlns:wne="http://schemas.microsoft.com/office/word/2006/wordml" xmlns:wps="http://schemas.microsoft.com/office/word/2010/wordprocessingShape" mc:Ignorable="w14 w15 w16se w16cid w16 w16cex w16sdtdh w16sdtfl w16du wp14">
-  <w:p>
-    <w:pPr>
-      <w:pStyle w:val="Footer"/>
-    </w:pPr>
-  </w:p>
-</w:ftr>
-</file>
-
-<file path=word/footer2.xml><?xml version="1.0" encoding="utf-8"?>
-<w:ftr xmlns:wpc="http://schemas.microsoft.com/office/word/2010/wordprocessingCanvas" xmlns:cx="http://schemas.microsoft.com/office/drawing/2014/chartex" xmlns:cx1="http://schemas.microsoft.com/office/drawing/2015/9/8/chartex" xmlns:cx2="http://schemas.microsoft.com/office/drawing/2015/10/21/chartex" xmlns:cx3="http://schemas.microsoft.com/office/drawing/2016/5/9/chartex" xmlns:cx4="http://schemas.microsoft.com/office/drawing/2016/5/10/chartex" xmlns:cx5="http://schemas.microsoft.com/office/drawing/2016/5/11/chartex" xmlns:cx6="http://schemas.microsoft.com/office/drawing/2016/5/12/chartex" xmlns:cx7="http://schemas.microsoft.com/office/drawing/2016/5/13/chartex" xmlns:cx8="http://schemas.microsoft.com/office/drawing/2016/5/14/chartex" xmlns:mc="http://schemas.openxmlformats.org/markup-compatibility/2006" xmlns:aink="http://schemas.microsoft.com/office/drawing/2016/ink" xmlns:am3d="http://schemas.microsoft.com/office/drawing/2017/model3d" xmlns:o="urn:schemas-microsoft-com:office:office" xmlns:oel="http://schemas.microsoft.com/office/2019/extlst" xmlns:r="http://schemas.openxmlformats.org/officeDocument/2006/relationships" xmlns:m="http://schemas.openxmlformats.org/officeDocument/2006/math" xmlns:v="urn:schemas-microsoft-com:vml" xmlns:wp14="http://schemas.microsoft.com/office/word/2010/wordprocessingDrawing" xmlns:wp="http://schemas.openxmlformats.org/drawingml/2006/wordprocessingDrawing" xmlns:w10="urn:schemas-microsoft-com:office:word" xmlns:w="http://schemas.openxmlformats.org/wordprocessingml/2006/main" xmlns:w14="http://schemas.microsoft.com/office/word/2010/wordml" xmlns:w15="http://schemas.microsoft.com/office/word/2012/wordml" xmlns:w16cex="http://schemas.microsoft.com/office/word/2018/wordml/cex" xmlns:w16cid="http://schemas.microsoft.com/office/word/2016/wordml/cid" xmlns:w16="http://schemas.microsoft.com/office/word/2018/wordml" xmlns:w16du="http://schemas.microsoft.com/office/word/2023/wordml/word16du" xmlns:w16sdtdh="http://schemas.microsoft.com/office/word/2020/wordml/sdtdatahash" xmlns:w16sdtfl="http://schemas.microsoft.com/office/word/2024/wordml/sdtformatlock" xmlns:w16se="http://schemas.microsoft.com/office/word/2015/wordml/symex" xmlns:wpg="http://schemas.microsoft.com/office/word/2010/wordprocessingGroup" xmlns:wpi="http://schemas.microsoft.com/office/word/2010/wordprocessingInk" xmlns:wne="http://schemas.microsoft.com/office/word/2006/wordml" xmlns:wps="http://schemas.microsoft.com/office/word/2010/wordprocessingShape" mc:Ignorable="w14 w15 w16se w16cid w16 w16cex w16sdtdh w16sdtfl w16du wp14">
-  <w:p>
-    <w:pPr>
-      <w:pStyle w:val="Footer"/>
-    </w:pPr>
-  </w:p>
-</w:ftr>
-</file>
-
-<file path=word/footer3.xml><?xml version="1.0" encoding="utf-8"?>
-<w:ftr xmlns:wpc="http://schemas.microsoft.com/office/word/2010/wordprocessingCanvas" xmlns:cx="http://schemas.microsoft.com/office/drawing/2014/chartex" xmlns:cx1="http://schemas.microsoft.com/office/drawing/2015/9/8/chartex" xmlns:cx2="http://schemas.microsoft.com/office/drawing/2015/10/21/chartex" xmlns:cx3="http://schemas.microsoft.com/office/drawing/2016/5/9/chartex" xmlns:cx4="http://schemas.microsoft.com/office/drawing/2016/5/10/chartex" xmlns:cx5="http://schemas.microsoft.com/office/drawing/2016/5/11/chartex" xmlns:cx6="http://schemas.microsoft.com/office/drawing/2016/5/12/chartex" xmlns:cx7="http://schemas.microsoft.com/office/drawing/2016/5/13/chartex" xmlns:cx8="http://schemas.microsoft.com/office/drawing/2016/5/14/chartex" xmlns:mc="http://schemas.openxmlformats.org/markup-compatibility/2006" xmlns:aink="http://schemas.microsoft.com/office/drawing/2016/ink" xmlns:am3d="http://schemas.microsoft.com/office/drawing/2017/model3d" xmlns:o="urn:schemas-microsoft-com:office:office" xmlns:oel="http://schemas.microsoft.com/office/2019/extlst" xmlns:r="http://schemas.openxmlformats.org/officeDocument/2006/relationships" xmlns:m="http://schemas.openxmlformats.org/officeDocument/2006/math" xmlns:v="urn:schemas-microsoft-com:vml" xmlns:wp14="http://schemas.microsoft.com/office/word/2010/wordprocessingDrawing" xmlns:wp="http://schemas.openxmlformats.org/drawingml/2006/wordprocessingDrawing" xmlns:w10="urn:schemas-microsoft-com:office:word" xmlns:w="http://schemas.openxmlformats.org/wordprocessingml/2006/main" xmlns:w14="http://schemas.microsoft.com/office/word/2010/wordml" xmlns:w15="http://schemas.microsoft.com/office/word/2012/wordml" xmlns:w16cex="http://schemas.microsoft.com/office/word/2018/wordml/cex" xmlns:w16cid="http://schemas.microsoft.com/office/word/2016/wordml/cid" xmlns:w16="http://schemas.microsoft.com/office/word/2018/wordml" xmlns:w16du="http://schemas.microsoft.com/office/word/2023/wordml/word16du" xmlns:w16sdtdh="http://schemas.microsoft.com/office/word/2020/wordml/sdtdatahash" xmlns:w16sdtfl="http://schemas.microsoft.com/office/word/2024/wordml/sdtformatlock" xmlns:w16se="http://schemas.microsoft.com/office/word/2015/wordml/symex" xmlns:wpg="http://schemas.microsoft.com/office/word/2010/wordprocessingGroup" xmlns:wpi="http://schemas.microsoft.com/office/word/2010/wordprocessingInk" xmlns:wne="http://schemas.microsoft.com/office/word/2006/wordml" xmlns:wps="http://schemas.microsoft.com/office/word/2010/wordprocessingShape" mc:Ignorable="w14 w15 w16se w16cid w16 w16cex w16sdtdh w16sdtfl w16du wp14">
-  <w:p>
-    <w:pPr>
-      <w:pStyle w:val="Footer"/>
-    </w:pPr>
-  </w:p>
-</w:ftr>
 </file>
 
 <file path=word/footnotes.xml><?xml version="1.0" encoding="utf-8"?>
@@ -14804,6 +14776,41 @@
       <w:contextualSpacing/>
     </w:pPr>
   </w:style>
+  <w:style w:type="character" w:styleId="Hyperlink">
+    <w:name w:val="Hyperlink"/>
+    <w:basedOn w:val="DefaultParagraphFont"/>
+    <w:uiPriority w:val="99"/>
+    <w:unhideWhenUsed/>
+    <w:rsid w:val="00DE274E"/>
+    <w:rPr>
+      <w:color w:val="0000FF" w:themeColor="hyperlink"/>
+      <w:u w:val="single"/>
+    </w:rPr>
+  </w:style>
+  <w:style w:type="character" w:styleId="UnresolvedMention">
+    <w:name w:val="Unresolved Mention"/>
+    <w:basedOn w:val="DefaultParagraphFont"/>
+    <w:uiPriority w:val="99"/>
+    <w:semiHidden/>
+    <w:unhideWhenUsed/>
+    <w:rsid w:val="00DE274E"/>
+    <w:rPr>
+      <w:color w:val="605E5C"/>
+      <w:shd w:val="clear" w:color="auto" w:fill="E1DFDD"/>
+    </w:rPr>
+  </w:style>
+  <w:style w:type="character" w:styleId="FollowedHyperlink">
+    <w:name w:val="FollowedHyperlink"/>
+    <w:basedOn w:val="DefaultParagraphFont"/>
+    <w:uiPriority w:val="99"/>
+    <w:semiHidden/>
+    <w:unhideWhenUsed/>
+    <w:rsid w:val="00DE274E"/>
+    <w:rPr>
+      <w:color w:val="800080" w:themeColor="followedHyperlink"/>
+      <w:u w:val="single"/>
+    </w:rPr>
+  </w:style>
 </w:styles>
 </file>
 
